--- a/Arm Bolt Teachers Guide.docx
+++ b/Arm Bolt Teachers Guide.docx
@@ -12579,6 +12579,7 @@
     </w:p>
     <w:p>
       <w:pPr>
+        <w:keepNext/>
         <w:spacing w:after="40" w:before="60"/>
       </w:pPr>
       <w:r>
